--- a/rapports/16_02_2026/THIMBANE/coh_EQ5_sup_012301270030.docx
+++ b/rapports/16_02_2026/THIMBANE/coh_EQ5_sup_012301270030.docx
@@ -25,7 +25,7 @@
         <w:br/>
         <w:t>Grappe: 012301270030</w:t>
         <w:br/>
-        <w:t>Date: 16/02/2026 a 12:41</w:t>
+        <w:t>Date: 16/02/2026 a 12:58</w:t>
       </w:r>
     </w:p>
     <w:p/>

--- a/rapports/16_02_2026/THIMBANE/coh_EQ5_sup_012301270030.docx
+++ b/rapports/16_02_2026/THIMBANE/coh_EQ5_sup_012301270030.docx
@@ -25,7 +25,7 @@
         <w:br/>
         <w:t>Grappe: 012301270030</w:t>
         <w:br/>
-        <w:t>Date: 16/02/2026 a 12:58</w:t>
+        <w:t>Date: 16/02/2026 a 13:06</w:t>
       </w:r>
     </w:p>
     <w:p/>
@@ -315,7 +315,7 @@
           </w:tcPr>
           <w:p>
             <w:r>
-              <w:t>10</w:t>
+              <w:t>9</w:t>
             </w:r>
           </w:p>
         </w:tc>
@@ -347,7 +347,7 @@
           </w:tcPr>
           <w:p>
             <w:r>
-              <w:t>9</w:t>
+              <w:t>8</w:t>
             </w:r>
           </w:p>
         </w:tc>
@@ -411,39 +411,7 @@
           </w:tcPr>
           <w:p>
             <w:r>
-              <w:t>6</w:t>
-            </w:r>
-          </w:p>
-        </w:tc>
-      </w:tr>
-      <w:tr>
-        <w:tc>
-          <w:tcPr>
-            <w:tcW w:type="dxa" w:w="3324"/>
-          </w:tcPr>
-          <w:p>
-            <w:r>
-              <w:t>Section11</w:t>
-            </w:r>
-          </w:p>
-        </w:tc>
-        <w:tc>
-          <w:tcPr>
-            <w:tcW w:type="dxa" w:w="3324"/>
-          </w:tcPr>
-          <w:p>
-            <w:r>
-              <w:t>Caracteristiques logement</w:t>
-            </w:r>
-          </w:p>
-        </w:tc>
-        <w:tc>
-          <w:tcPr>
-            <w:tcW w:type="dxa" w:w="3324"/>
-          </w:tcPr>
-          <w:p>
-            <w:r>
-              <w:t>6</w:t>
+              <w:t>5</w:t>
             </w:r>
           </w:p>
         </w:tc>
@@ -487,7 +455,7 @@
           </w:tcPr>
           <w:p>
             <w:r>
-              <w:t>Section12</w:t>
+              <w:t>Section11</w:t>
             </w:r>
           </w:p>
         </w:tc>
@@ -497,7 +465,7 @@
           </w:tcPr>
           <w:p>
             <w:r>
-              <w:t>Actifs du menage</w:t>
+              <w:t>Caracteristiques logement</w:t>
             </w:r>
           </w:p>
         </w:tc>
@@ -508,6 +476,38 @@
           <w:p>
             <w:r>
               <w:t>5</w:t>
+            </w:r>
+          </w:p>
+        </w:tc>
+      </w:tr>
+      <w:tr>
+        <w:tc>
+          <w:tcPr>
+            <w:tcW w:type="dxa" w:w="3324"/>
+          </w:tcPr>
+          <w:p>
+            <w:r>
+              <w:t>Section10a</w:t>
+            </w:r>
+          </w:p>
+        </w:tc>
+        <w:tc>
+          <w:tcPr>
+            <w:tcW w:type="dxa" w:w="3324"/>
+          </w:tcPr>
+          <w:p>
+            <w:r>
+              <w:t>Existence entreprise non agricole</w:t>
+            </w:r>
+          </w:p>
+        </w:tc>
+        <w:tc>
+          <w:tcPr>
+            <w:tcW w:type="dxa" w:w="3324"/>
+          </w:tcPr>
+          <w:p>
+            <w:r>
+              <w:t>4</w:t>
             </w:r>
           </w:p>
         </w:tc>
@@ -925,8 +925,6 @@
         </w:rPr>
         <w:t xml:space="preserve">- Avertissement! ABDOULAYE SARR a comme branche d'activité(Agriculture, élévage, pêche) et s'est déclaré en s04q23 comme salarié.Prière de corriger ou confirmer avec le QG. Avertissement! ABDOULAYE SARR travaille principalement dans l'agriculture ou élevage ou pêche et le secteur institutionnel déclaré semble  incohérent, prière de corriger ou confirmer avec le QG. </w:t>
         <w:br/>
-        <w:t xml:space="preserve">- Avertissement! Généralement les jeunes hommes (10 à 25ans) font des travaux ménager soit apprendre les enfants à reviser leurs léçons ou d'autres cours, Latyr Sarr n'a consacré aucune heure pour les travaux cités en s04q01, s04q02, s04q03, s04q04, s04q05, s04q06, s04q07 et s04q08.Prière de regarder pour corriger ou confirmer avec le QG. </w:t>
-        <w:br/>
         <w:t>- Avertissement! Généralement les jeunes hommes (10 à 25ans) font des travaux ménager soit apprendre les enfants à reviser leurs léçons ou d'autres cours, Moussa Sarr n'a consacré aucune heure pour les travaux cités en s04q01, s04q02, s04q03, s04q04, s04q05, s04q06, s04q07 et s04q08.Prière de regarder pour corriger ou confirmer avec le QG.</w:t>
       </w:r>
     </w:p>
@@ -948,7 +946,7 @@
         <w:rPr>
           <w:sz w:val="20"/>
         </w:rPr>
-        <w:t>- Attention ! Le prix unitaire d'achat (25 Fcfa) de Piment frais en Pièce (Petit) est relativement faible par rapport aux autres prix observés dans cette zone. Prière de corriger ou de confirmer avec le QG. Attention ! Le prix unitaire d'achat (25 Fcfa) de Poivre en Sachets (Tres petit) est relativement faible par rapport aux autres prix observés dans cette zone. Prière de corriger ou de confirmer avec le QG. Attention ! Le prix unitaire d'achat (800 Fcfa) de Concentré de tomate en Sachets industriel (Petit) est relativement élevé par rapport aux autres prix observés dans cette zone. Prière de corriger ou de confirmer avec le QG. Incohérence!! Dans ce ménage, chaque individus consomme par jour 1.040816 Kg  de cereale; Prière de revoir les quantités prises de ces produits.</w:t>
+        <w:t>- Attention ! Le prix unitaire d'achat (25 Fcfa) de Piment frais en Pièce (Petit) est relativement faible par rapport aux autres prix observés dans cette zone. Prière de corriger ou de confirmer avec le QG. Attention ! Le prix unitaire d'achat (800 Fcfa) de Concentré de tomate en Sachets industriel (Petit) est relativement élevé par rapport aux autres prix observés dans cette zone. Prière de corriger ou de confirmer avec le QG. Attention ! Soupçons de quantité anormale! Le ménage de ABDOULAYE SARR avec une taille de 7 personnes a consommé 14 Pièce en Moyen de Carotte qui est relativement élevé comme consommation par rapport à la condition de vie des autres ménages de même taille dans cette zone. Prière de corriger ou de confirmer avec le QG. Attention ! Soupçons de quantité anormale! Le ménage de ABDOULAYE SARR avec une taille de 7 personnes a consommé 7 Morceau (Portion) en Moyen de Choux qui est relativement élevé comme consommation par rapport à la condition de vie des autres ménages de même taille dans cette zone. Prière de corriger ou de confirmer avec le QG. Incohérence!! Dans ce ménage, chaque individus consomme par jour 1.040816 Kg  de cereale; Prière de revoir les quantités prises de ces produits.</w:t>
       </w:r>
     </w:p>
     <w:p>
@@ -1368,8 +1366,6 @@
         <w:rPr>
           <w:sz w:val="20"/>
         </w:rPr>
-        <w:t xml:space="preserve">- Attention ! Vous avez déclaré en s01q00 que le répondant est la personne elle-même, or MOUHAMED SAMB est trop jeune (1 ans) pour fournir des informations correctes. Prière de refaire la section 1 pour MOUHAMED SAMB en demandant à un adulte de répondre aux questions à sa place. </w:t>
-        <w:br/>
         <w:t xml:space="preserve">- Incoherence! ABASSE NIANG dispose d'un téléphone portable à s01q39, donc la raison évoquée ne peut pas être (ne dispose pas d'appareil). </w:t>
         <w:br/>
         <w:t>- Incoherence! MARIAMA SISS0KO dispose d'un téléphone portable à s01q39, donc la raison évoquée ne peut pas être (ne dispose pas d'appareil).</w:t>
@@ -1419,27 +1415,6 @@
           <w:sz w:val="20"/>
         </w:rPr>
         <w:t>- ABASSE NIANG fait il depent de sa mére pour subvenir principalement à ses besoins et semble exister dans les modalités, prière de prendre attache avec le QG pour plus d'explication afin de la classer bien.</w:t>
-      </w:r>
-    </w:p>
-    <w:p>
-      <w:r>
-        <w:rPr>
-          <w:b/>
-          <w:color w:val="4672C4"/>
-          <w:sz w:val="22"/>
-        </w:rPr>
-        <w:t>&gt;&gt; Section9b - Depenses non-alimentaires - 7 jours</w:t>
-      </w:r>
-    </w:p>
-    <w:p>
-      <w:pPr>
-        <w:ind w:left="283"/>
-      </w:pPr>
-      <w:r>
-        <w:rPr>
-          <w:sz w:val="20"/>
-        </w:rPr>
-        <w:t>- Il est difficile d'avoir un ménage qui n'a effectué aucune des dépenses mentionnées au cours de 7 derniers jours, prière de revoir la section 9B pour ce ménage.</w:t>
       </w:r>
     </w:p>
     <w:p>
@@ -1974,7 +1949,7 @@
         <w:rPr>
           <w:sz w:val="20"/>
         </w:rPr>
-        <w:t>- Attention ! Le prix unitaire d'achat (500 Fcfa) de Beignets de farine de boulangerie en Sachets (Moyen) est relativement élevé par rapport aux autres prix observés dans cette zone. Prière de corriger ou de confirmer avec le QG. Attention ! Le prix unitaire d'achat (500 Fcfa) de Pain moderne (Baguette) en miche (Petit) est relativement élevé par rapport aux autres prix observés dans cette zone. Prière de corriger ou de confirmer avec le QG. Attention ! Soupçons de quantité anormale! Le ménage de fanta konatè avec une taille de 9 personnes a consommé 1 Kg en taille unique de Niébé/Haricots secs qui est relativement élevé comme consommation par rapport à la condition de vie des autres ménages de même taille dans cette zone. Prière de corriger ou de confirmer avec le QG. Difficile de consommer le Sel en Sachets industriel Moyen prière de verifier.</w:t>
+        <w:t>- Attention ! Le prix unitaire d'achat (500 Fcfa) de Beignets de farine de boulangerie en Sachets (Moyen) est relativement élevé par rapport aux autres prix observés dans cette zone. Prière de corriger ou de confirmer avec le QG. Attention ! Le prix unitaire d'achat (500 Fcfa) de Pain moderne (Baguette) en miche (Petit) est relativement élevé par rapport aux autres prix observés dans cette zone. Prière de corriger ou de confirmer avec le QG. Difficile de consommer le Sel en Sachets industriel Moyen prière de verifier.</w:t>
       </w:r>
     </w:p>
     <w:p>
@@ -2524,7 +2499,7 @@
         <w:rPr>
           <w:sz w:val="20"/>
         </w:rPr>
-        <w:t>- Attention ! Le prix unitaire d'achat (1500 Fcfa) de Pastèque en Pièce (Moyen) est relativement élevé par rapport aux autres prix observés dans cette zone. Prière de corriger ou de confirmer avec le QG. Attention ! Le prix unitaire d'achat (2500 Fcfa) de Jus de fruits type 1 (orange, ananas, bissap, gingembre, jus de cajou, etc.) en Bouteille 1l (taille unique) est relativement élevé par rapport aux autres prix observés dans cette zone. Prière de corriger ou de confirmer avec le QG. Attention ! Le prix unitaire d'achat (500 Fcfa) de Ail en Sachets (Petit) est relativement élevé par rapport aux autres prix observés dans cette zone. Prière de corriger ou de confirmer avec le QG. Difficile de consommer le Sel en Boite (Autre que la boite/pot de tomate) Moyen prière de verifier.</w:t>
+        <w:t>- Attention ! Le prix unitaire d'achat (2500 Fcfa) de Jus de fruits type 1 (orange, ananas, bissap, gingembre, jus de cajou, etc.) en Bouteille 1l (taille unique) est relativement élevé par rapport aux autres prix observés dans cette zone. Prière de corriger ou de confirmer avec le QG. Attention ! Le prix unitaire d'achat (500 Fcfa) de Ail en Sachets (Petit) est relativement élevé par rapport aux autres prix observés dans cette zone. Prière de corriger ou de confirmer avec le QG. Difficile de consommer le Sel en Boite (Autre que la boite/pot de tomate) Moyen prière de verifier.</w:t>
       </w:r>
     </w:p>
     <w:p>
@@ -3065,29 +3040,6 @@
           <w:color w:val="4672C4"/>
           <w:sz w:val="22"/>
         </w:rPr>
-        <w:t>&gt;&gt; Section1 - Caracteristiques des membres</w:t>
-      </w:r>
-    </w:p>
-    <w:p>
-      <w:pPr>
-        <w:ind w:left="283"/>
-      </w:pPr>
-      <w:r>
-        <w:rPr>
-          <w:sz w:val="20"/>
-        </w:rPr>
-        <w:t xml:space="preserve">- Incoherence! Ema GUAFOUNE dispose d'un téléphone portable à s01q39, donc la raison évoquée ne peut pas être (ne dispose pas d'appareil). </w:t>
-        <w:br/>
-        <w:t>- Incoherence! Jonas TENDENG dispose d'un téléphone portable à s01q39, donc la raison évoquée ne peut pas être (ne dispose pas d'appareil).</w:t>
-      </w:r>
-    </w:p>
-    <w:p>
-      <w:r>
-        <w:rPr>
-          <w:b/>
-          <w:color w:val="4672C4"/>
-          <w:sz w:val="22"/>
-        </w:rPr>
         <w:t>&gt;&gt; Section2 - Education</w:t>
       </w:r>
     </w:p>
@@ -3099,48 +3051,17 @@
         <w:rPr>
           <w:sz w:val="20"/>
         </w:rPr>
+        <w:t xml:space="preserve">- Dans les milieux urbains c'est peu probable de voir une école dont les élèves ou étudiants ne dépensent pas en frais d'uniformes, prière de verifier pour Angelique TENDENG et corriger ou confirmer avec le QG. </w:t>
+        <w:br/>
+        <w:t xml:space="preserve">- Dans les milieux urbains c'est peu probable de voir une école dont les élèves ou étudiants ne dépensent pas en frais d'uniformes, prière de verifier pour Rachelle TENDENG et corriger ou confirmer avec le QG. </w:t>
+        <w:br/>
         <w:t xml:space="preserve">- Dans les milieux urbains c'est peu probable de voir une école dont les élèves ou étudiants ne dépensent pas en frais d'uniformes, prière de verifier pour Stephane TENDENG et corriger ou confirmer avec le QG. Le domaine que Stephane TENDENG bénéficié de cette formation est archiviste et semble exister dans les modalités, prière de prendre attache avec le QG pour plus d'explication afin de la classer bien. </w:t>
-        <w:br/>
-        <w:t xml:space="preserve">- Peu probable! Angelique TENDENG  n'arrive pas  à comprendre un petit texte lu dans une langue locale (s02q03). Veuillez corriger ou donner des explications au QG. Dans les milieux urbains c'est peu probable de voir une école dont les élèves ou étudiants ne dépensent pas en frais d'uniformes, prière de verifier pour Angelique TENDENG et corriger ou confirmer avec le QG. </w:t>
         <w:br/>
         <w:t xml:space="preserve">- Peu probable! Ema GUAFOUNE  n'arrive pas  à comprendre un petit texte lu dans une langue locale (s02q03). Veuillez corriger ou donner des explications au QG. Peu probable! Ema GUAFOUNE  ne sait ni lire, ni écrire, ni comprendre dans aucune des langues  (s02q01,s02q02,s02q03). Veuillez corriger ou donner des explications au QG. </w:t>
         <w:br/>
         <w:t xml:space="preserve">- Peu probable! Fatoumata BASSENE  n'arrive pas  à comprendre un petit texte lu dans une langue locale (s02q03). Veuillez corriger ou donner des explications au QG. Peu probable! Fatoumata BASSENE  ne sait ni lire, ni écrire, ni comprendre dans aucune des langues  (s02q01,s02q02,s02q03). Veuillez corriger ou donner des explications au QG. </w:t>
         <w:br/>
-        <w:t xml:space="preserve">- Peu probable! Olivier  TENDENG J  n'arrive pas  à comprendre un petit texte lu dans une langue locale (s02q03). Veuillez corriger ou donner des explications au QG. Dans les milieux urbains c'est peu probable de voir une école dont les élèves ou étudiants ne dépensent pas en frais d'uniformes, prière de verifier pour Olivier  TENDENG J et corriger ou confirmer avec le QG. </w:t>
-        <w:br/>
-        <w:t xml:space="preserve">- Peu probable! Olivier TENDENG  n'arrive pas  à comprendre un petit texte lu dans une langue locale (s02q03). Veuillez corriger ou donner des explications au QG. </w:t>
-        <w:br/>
-        <w:t xml:space="preserve">- Peu probable! Rachelle TENDENG  n'arrive pas  à comprendre un petit texte lu dans une langue locale (s02q03). Veuillez corriger ou donner des explications au QG. Dans les milieux urbains c'est peu probable de voir une école dont les élèves ou étudiants ne dépensent pas en frais d'uniformes, prière de verifier pour Rachelle TENDENG et corriger ou confirmer avec le QG. </w:t>
-        <w:br/>
-        <w:t>- Peu probable! Sia TENDENG  n'arrive pas  à comprendre un petit texte lu dans une langue locale (s02q03). Veuillez corriger ou donner des explications au QG.</w:t>
-      </w:r>
-    </w:p>
-    <w:p>
-      <w:r>
-        <w:rPr>
-          <w:b/>
-          <w:color w:val="4672C4"/>
-          <w:sz w:val="22"/>
-        </w:rPr>
-        <w:t>&gt;&gt; Section4b - Emploi - Activite principale</w:t>
-      </w:r>
-    </w:p>
-    <w:p>
-      <w:pPr>
-        <w:ind w:left="283"/>
-      </w:pPr>
-      <w:r>
-        <w:rPr>
-          <w:sz w:val="20"/>
-        </w:rPr>
-        <w:t xml:space="preserve">- Attention ! Le nombre de jours que Fatoumata MARENA a travaillés par mois semble être inférieur à 15. Veuillez, s'il vous plaît, confirmer cette information. </w:t>
-        <w:br/>
-        <w:t xml:space="preserve">- Attention ! Le nombre de jours que Olivier TENDENG a travaillés par mois semble être inférieur à 15. Veuillez, s'il vous plaît, confirmer cette information. </w:t>
-        <w:br/>
-        <w:t xml:space="preserve">- Attention ! Le nombre de jours que Sia TENDENG a travaillés par mois semble être inférieur à 15. Veuillez, s'il vous plaît, confirmer cette information. </w:t>
-        <w:br/>
-        <w:t>- Avertissement!!! Hubert  TENDENG est un Employés de bureau, fonctions générales qui travaille dans Entreprise associative et a declaré comme catégorie socioprofessionnelle Ouvrier ou employé qualifié , prière de vérifier cette information de catégorie socioprofessionnelle auprès de l'enquêté (e) ou confirmer avec le QG.</w:t>
+        <w:t>- Peu probable! Olivier  TENDENG J  n'arrive pas  à comprendre un petit texte lu dans une langue locale (s02q03). Veuillez corriger ou donner des explications au QG. Dans les milieux urbains c'est peu probable de voir une école dont les élèves ou étudiants ne dépensent pas en frais d'uniformes, prière de verifier pour Olivier  TENDENG J et corriger ou confirmer avec le QG.</w:t>
       </w:r>
     </w:p>
     <w:p>
@@ -3161,7 +3082,7 @@
         <w:rPr>
           <w:sz w:val="20"/>
         </w:rPr>
-        <w:t>- Avertissement!!! Hubert  TENDENG est un Employés de bureau, fonctions générales qui travaille dans Entreprise associative et est un Ouvrier ou employé qualifié mais dit n'avoir pas de compte dans une banque classique, prière de vérifier auprès de l'enquêté (e) ou confirmer avec le QG.</w:t>
+        <w:t>- Avertissement!!! Hubert  TENDENG est un Employés de bureau, fonctions générales qui travaille dans Entreprise associative et est un Cadre moyen/agent de maîtrise mais dit n'avoir pas de compte dans une banque classique, prière de vérifier auprès de l'enquêté (e) ou confirmer avec le QG.</w:t>
       </w:r>
     </w:p>
     <w:p>
@@ -3182,7 +3103,7 @@
         <w:rPr>
           <w:sz w:val="20"/>
         </w:rPr>
-        <w:t>- Attention ! Le prix unitaire d'achat (300 Fcfa) de Lait en poudre en Kg (taille unique) est relativement faible par rapport aux autres prix observés dans cette zone. Prière de corriger ou de confirmer avec le QG. Attention ! Le prix unitaire d'achat (400 Fcfa) de Concentré de tomate en Sachets industriel (Petit) est relativement élevé par rapport aux autres prix observés dans cette zone. Prière de corriger ou de confirmer avec le QG. Attention ! Le prix unitaire d'achat (75 Fcfa) de Courge en Morceau (Portion) (Moyen) est relativement faible par rapport aux autres prix observés dans cette zone. Prière de corriger ou de confirmer avec le QG. Attention ! Soupçons de quantité anormale! Le ménage de JONAS TENDENG avec une taille de 15 personnes a consommé 14 Pièce en Petit de Citron qui est relativement élevé comme consommation par rapport à la condition de vie des autres ménages de même taille dans cette zone. Prière de corriger ou de confirmer avec le QG. Attention ! Soupçons de quantité anormale! Le ménage de JONAS TENDENG avec une taille de 15 personnes a consommé 7 Kg en taille unique de Sucre en poudre  qui est relativement élevé comme consommation par rapport à la condition de vie des autres ménages de même taille dans cette zone. Prière de corriger ou de confirmer avec le QG. Avertissement!! La quantité (4.75 litre) du produit Huile de soja  consommée  par le ménage semble très élevé, prière de corriger ou confirmer avec le QG. Le prix d'achat unitaire (1500 Fcfa) de Macaroni en Kg de taille taille unique semble élevé, prière de regarder les reponses prises dans les questions s07bq07a s07bq07b s07bq07c s07bq08 pour mieux corriger. Attention ! Le prix unitaire d'achat (1500 Fcfa) de Macaroni en Kg (taille unique) est relativement élevé par rapport aux autres prix observés dans cette zone. Prière de corriger ou de confirmer avec le QG.</w:t>
+        <w:t>- Attention ! Le prix unitaire d'achat (300 Fcfa) de Lait en poudre en Kg (taille unique) est relativement faible par rapport aux autres prix observés dans cette zone. Prière de corriger ou de confirmer avec le QG. Attention ! Le prix unitaire d'achat (400 Fcfa) de Concentré de tomate en Sachets industriel (Petit) est relativement élevé par rapport aux autres prix observés dans cette zone. Prière de corriger ou de confirmer avec le QG. Attention ! Le prix unitaire d'achat (75 Fcfa) de Courge en Morceau (Portion) (Moyen) est relativement faible par rapport aux autres prix observés dans cette zone. Prière de corriger ou de confirmer avec le QG. Attention ! Soupçons de quantité anormale! Le ménage de JONAS TENDENG avec une taille de 15 personnes a consommé 7 Kg en taille unique de Sucre en poudre  qui est relativement élevé comme consommation par rapport à la condition de vie des autres ménages de même taille dans cette zone. Prière de corriger ou de confirmer avec le QG. Avertissement!! La quantité (4.75 litre) du produit Huile de soja  consommée  par le ménage semble très élevé, prière de corriger ou confirmer avec le QG.</w:t>
       </w:r>
     </w:p>
     <w:p>
@@ -3225,27 +3146,6 @@
           <w:sz w:val="20"/>
         </w:rPr>
         <w:t>- Attention ! Fer à repasser à charbon a été revendu à 5000 Fcfa qui est relativement élevé par rapport aux autres prix de revente observés dans cette zone. Prière de corriger ou de confirmer avec le QG.</w:t>
-      </w:r>
-    </w:p>
-    <w:p>
-      <w:r>
-        <w:rPr>
-          <w:b/>
-          <w:color w:val="4672C4"/>
-          <w:sz w:val="22"/>
-        </w:rPr>
-        <w:t>&gt;&gt; Section13a - Transferts recus</w:t>
-      </w:r>
-    </w:p>
-    <w:p>
-      <w:pPr>
-        <w:ind w:left="283"/>
-      </w:pPr>
-      <w:r>
-        <w:rPr>
-          <w:sz w:val="20"/>
-        </w:rPr>
-        <w:t>- L'enquêteur prière de fournir d'effort pour avoir le niveau d'étude et l'âge de celui qui a envoyé/donné de l'argent dans la section 13a (Transfert reçu). L'âge de celui qui a envoyé/donné de l'argent dans la section 13a (Transfert reçu) semble  élévé, prière de corriger ou confirmer ave le QG.</w:t>
       </w:r>
     </w:p>
     <w:p>
@@ -3569,12 +3469,16 @@
             <w:tcW w:type="dxa" w:w="3324"/>
           </w:tcPr>
           <w:p>
-            <w:r>
-              <w:rPr>
-                <w:sz w:val="18"/>
-              </w:rPr>
-              <w:t>N/A</w:t>
-            </w:r>
+            <w:r/>
+            <w:hyperlink r:id="rId14">
+              <w:r>
+                <w:rPr>
+                  <w:color w:val="0563C1"/>
+                  <w:u w:val="single"/>
+                </w:rPr>
+                <w:t>en bas</w:t>
+              </w:r>
+            </w:hyperlink>
           </w:p>
         </w:tc>
       </w:tr>
@@ -3598,7 +3502,7 @@
         <w:rPr>
           <w:sz w:val="20"/>
         </w:rPr>
-        <w:t>- Le questionnaire semble ne pas être complètement fini mais le questionnaire est en statut complet, prière de compléter le questionnaire. Il est obligatoire de prendre les coordonnées Gps avant d'administrer le questionnaire. Prière de prendre les coordonnées GPS.</w:t>
+        <w:t>- Le questionnaire semble ne pas être complètement fini mais le questionnaire est en statut complet, prière de compléter le questionnaire.</w:t>
       </w:r>
     </w:p>
     <w:p>
@@ -3621,9 +3525,7 @@
         </w:rPr>
         <w:t xml:space="preserve">- Attention ! Le montant (5000 Fcfa) dépensé ou reçu en cadeau pour les cartes prépayées, les transferts de crédit et les abonnements de  BABACAR SAMB est relativement élevé par rapport aux autres montants depansés observés dans cette zone. Prière de corriger ou de confirmer avec le QG. Attention ! Le montant (5000 Fcfa) dépensé ou reçu en cadeau pour les recharges internet ou de forfaits de données mobiles(hors appels vocaux), aucours des 30 derniers jours de  BABACAR SAMB est relativement élevé par rapport aux autres montants depansés observés dans cette zone. Prière de corriger ou de confirmer avec le QG. </w:t>
         <w:br/>
-        <w:t xml:space="preserve">- Incoherence! SOKHNA SOW dispose d'un téléphone portable à s01q39, donc la raison évoquée ne peut pas être (ne dispose pas d'appareil). </w:t>
-        <w:br/>
-        <w:t>- Les informations sur l'acte de naissance (ni Jours, ni mois et ni années) de  ADAMA SOW  manquent, s'il vous plait pouvez-vous fournir d'effort pour avoir ces informations.</w:t>
+        <w:t>- Incoherence! SOKHNA SOW dispose d'un téléphone portable à s01q39, donc la raison évoquée ne peut pas être (ne dispose pas d'appareil).</w:t>
       </w:r>
     </w:p>
     <w:p>
@@ -3685,8 +3587,6 @@
         <w:rPr>
           <w:sz w:val="20"/>
         </w:rPr>
-        <w:t xml:space="preserve">- Avertissement! Généralement les jeunes hommes (10 à 25ans) font des travaux ménager soit apprendre les enfants à reviser leurs léçons ou d'autres cours, IDY LAM n'a consacré aucune heure pour les travaux cités en s04q01, s04q02, s04q03, s04q04, s04q05, s04q06, s04q07 et s04q08.Prière de regarder pour corriger ou confirmer avec le QG. </w:t>
-        <w:br/>
         <w:t>- Avertissement! NDEYE KHADY SOW n'a consacré aucune heure pour aucun des travaux du ménage, prière de regarder les réponses prises dans les questions (s04q01 s04q02 s04q03 s04q04 s04q05 s04q06 s04q07 s04q08).</w:t>
       </w:r>
     </w:p>
@@ -3729,7 +3629,7 @@
         <w:rPr>
           <w:sz w:val="20"/>
         </w:rPr>
-        <w:t>- Attention ! Le prix unitaire d'achat (200 Fcfa) de Aubergine   en Pièce (Moyen) est relativement élevé par rapport aux autres prix observés dans cette zone. Prière de corriger ou de confirmer avec le QG. Avertissement!! La quantité (3.25 litre) du produit Huile de palme raffinée consommée  par le ménage semble très élevé, prière de corriger ou confirmer avec le QG. Avertissement!!! Le ménage a consommé 7 Paquet Petit de Thé en sachet, cette quantité semble anormale pour une consommation des 7 derniers jours.Prière de corriger ou de confirmer avec le QG. Avertissement!! le prix unitaire (100 Fcfa) de Thé en sachet (unité: Paquet) de taille Petit est très faible ou élevé. Prière de corriger ou de confirmer avec le QG. Le prix d'achat unitaire (10100 Fcfa) de Gombo frais en Kg de taille taille unique prière de regarder les reponses prises dans les questions s07bq07a s07bq07b s07bq07c s07bq08 pour mieux corriger. Attention ! Le prix unitaire d'achat (10100 Fcfa) de Gombo frais en Kg (taille unique) est relativement élevé par rapport aux autres prix observés dans cette zone. Prière de corriger ou de confirmer avec le QG.</w:t>
+        <w:t>- Attention ! Le prix unitaire d'achat (200 Fcfa) de Aubergine   en Pièce (Moyen) est relativement élevé par rapport aux autres prix observés dans cette zone. Prière de corriger ou de confirmer avec le QG. Attention ! Soupçons de quantité anormale! Le ménage de MAMADOU SOW avec une taille de 12 personnes a consommé 5 Pièce en Moyen de Choux qui est relativement élevé comme consommation par rapport à la condition de vie des autres ménages de même taille dans cette zone. Prière de corriger ou de confirmer avec le QG. Avertissement!! La quantité (3.25 litre) du produit Huile de palme raffinée consommée  par le ménage semble très élevé, prière de corriger ou confirmer avec le QG. Attention ! Le prix unitaire d'achat (1600 Fcfa) de Huile de palme raffinée en Litre (taille unique) est relativement élevé par rapport aux autres prix observés dans cette zone. Prière de corriger ou de confirmer avec le QG. Avertissement!!! Le ménage a consommé 7 Paquet Petit de Thé en sachet, cette quantité semble anormale pour une consommation des 7 derniers jours.Prière de corriger ou de confirmer avec le QG. Avertissement!! le prix unitaire (100 Fcfa) de Thé en sachet (unité: Paquet) de taille Petit est très faible ou élevé. Prière de corriger ou de confirmer avec le QG.</w:t>
       </w:r>
     </w:p>
     <w:p>
@@ -3751,48 +3651,6 @@
           <w:sz w:val="20"/>
         </w:rPr>
         <w:t>- La dernière fois que vous avez acheté Frais de coiffure homme et femme (salon, tressage, mèches, coupe, etc.), manucure, pédicure est coiffeure et semble exister dans les modalités, prière de prendre attache avec le QG pour plus d'explication afin de la classer bien.</w:t>
-      </w:r>
-    </w:p>
-    <w:p>
-      <w:r>
-        <w:rPr>
-          <w:b/>
-          <w:color w:val="4672C4"/>
-          <w:sz w:val="22"/>
-        </w:rPr>
-        <w:t>&gt;&gt; Section11 - Caracteristiques logement</w:t>
-      </w:r>
-    </w:p>
-    <w:p>
-      <w:pPr>
-        <w:ind w:left="283"/>
-      </w:pPr>
-      <w:r>
-        <w:rPr>
-          <w:sz w:val="20"/>
-        </w:rPr>
-        <w:t>- Le montant (FCFA) du loyer mensuel payé pour un logement comme le votre dans ce village/quartier est trop élevé, Veuillez s'il vous plaît corriger cette information.</w:t>
-      </w:r>
-    </w:p>
-    <w:p>
-      <w:r>
-        <w:rPr>
-          <w:b/>
-          <w:color w:val="4672C4"/>
-          <w:sz w:val="22"/>
-        </w:rPr>
-        <w:t>&gt;&gt; Section12 - Actifs du menage</w:t>
-      </w:r>
-    </w:p>
-    <w:p>
-      <w:pPr>
-        <w:ind w:left="283"/>
-      </w:pPr>
-      <w:r>
-        <w:rPr>
-          <w:sz w:val="20"/>
-        </w:rPr>
-        <w:t>- Avertissement!!! Le prix d'achat (8000) de l'article  Téléphone portable est inférieur aux prix de revente (60000)  avec l'âge du bien atteignant 1 ans. Prière de vérifier ou confirmer avec l'enquêté et mettre les bonnes valeurs après verification, s'il le faut.</w:t>
       </w:r>
     </w:p>
     <w:p>
@@ -4117,7 +3975,7 @@
           </w:tcPr>
           <w:p>
             <w:r/>
-            <w:hyperlink r:id="rId14">
+            <w:hyperlink r:id="rId15">
               <w:r>
                 <w:rPr>
                   <w:color w:val="0563C1"/>
@@ -4240,48 +4098,6 @@
           <w:sz w:val="20"/>
         </w:rPr>
         <w:t>- Peu plausible! le montant de la dépense pour Transport urbain en bus semble faible. Veuillez, s'il vous plaît, confirmer cette information avec le QG ou la corriger.</w:t>
-      </w:r>
-    </w:p>
-    <w:p>
-      <w:r>
-        <w:rPr>
-          <w:b/>
-          <w:color w:val="4672C4"/>
-          <w:sz w:val="22"/>
-        </w:rPr>
-        <w:t>&gt;&gt; Section10b - caracteristiques entreprise non agricole</w:t>
-      </w:r>
-    </w:p>
-    <w:p>
-      <w:pPr>
-        <w:ind w:left="283"/>
-      </w:pPr>
-      <w:r>
-        <w:rPr>
-          <w:sz w:val="20"/>
-        </w:rPr>
-        <w:t>- L'entreprise taxi moto tiak tiak existe dit n'avoir pas fait la revente de marchandises achetées et revendues en état, aussi le montant obtenus sur la vente de produits transformés par l'entreprise  n'a reçu aucune somme sur les reventes (s10q46=0 &amp; s10q48=0 &amp; s10q50=0); alors s'agit-il de quelle entreprise ?</w:t>
-      </w:r>
-    </w:p>
-    <w:p>
-      <w:r>
-        <w:rPr>
-          <w:b/>
-          <w:color w:val="4672C4"/>
-          <w:sz w:val="22"/>
-        </w:rPr>
-        <w:t>&gt;&gt; Section13b - Transferta emis</w:t>
-      </w:r>
-    </w:p>
-    <w:p>
-      <w:pPr>
-        <w:ind w:left="283"/>
-      </w:pPr>
-      <w:r>
-        <w:rPr>
-          <w:sz w:val="20"/>
-        </w:rPr>
-        <w:t>- L'enquêteur prière de fournir d'effort pour avoir le niveau d'étude et l'âge de celui qui a béneficié de l'argent dans la section 13b (Transfert emis). L'âge du béneficiaire d'argent dans la section 13b (Transfert emis) semble incoherent voir élévé, prière de verifier ou corriger.</w:t>
       </w:r>
     </w:p>
     <w:p>
@@ -4606,7 +4422,7 @@
           </w:tcPr>
           <w:p>
             <w:r/>
-            <w:hyperlink r:id="rId15">
+            <w:hyperlink r:id="rId16">
               <w:r>
                 <w:rPr>
                   <w:color w:val="0563C1"/>
@@ -4661,7 +4477,7 @@
         <w:rPr>
           <w:sz w:val="20"/>
         </w:rPr>
-        <w:t>- Attention ! Le prix unitaire d'achat (25 Fcfa) de Piment frais en Pièce (Petit) est relativement faible par rapport aux autres prix observés dans cette zone. Prière de corriger ou de confirmer avec le QG. Attention ! Le prix unitaire d'achat (800 Fcfa) de Concentré de tomate en Sachets industriel (Petit) est relativement élevé par rapport aux autres prix observés dans cette zone. Prière de corriger ou de confirmer avec le QG. Attention ! Soupçons de quantité anormale! Le ménage de OUSMANE LO avec une taille de 3 personnes a consommé 14 Pièce en Moyen de Carotte qui est relativement élevé comme consommation par rapport à la condition de vie des autres ménages de même taille dans cette zone. Prière de corriger ou de confirmer avec le QG. Incohérence!! Dans ce ménage, chaque individus consomme par jour 3.023809 Kg  de cereale; Prière de revoir les quantités prises de ces produits.</w:t>
+        <w:t>- Attention ! Le prix unitaire d'achat (25 Fcfa) de Piment frais en Pièce (Petit) est relativement faible par rapport aux autres prix observés dans cette zone. Prière de corriger ou de confirmer avec le QG. Attention ! Le prix unitaire d'achat (800 Fcfa) de Concentré de tomate en Sachets industriel (Petit) est relativement élevé par rapport aux autres prix observés dans cette zone. Prière de corriger ou de confirmer avec le QG. Attention ! Soupçons de quantité anormale! Le ménage de OUSMANE LO avec une taille de 3 personnes a consommé 14 Pièce en Moyen de Carotte qui est relativement élevé comme consommation par rapport à la condition de vie des autres ménages de même taille dans cette zone. Prière de corriger ou de confirmer avec le QG. Attention ! Soupçons de quantité anormale! Le ménage de OUSMANE LO avec une taille de 3 personnes a consommé 7 Morceau (Portion) en Moyen de Choux qui est relativement élevé comme consommation par rapport à la condition de vie des autres ménages de même taille dans cette zone. Prière de corriger ou de confirmer avec le QG. Incohérence!! Dans ce ménage, chaque individus consomme par jour 3.023809 Kg  de cereale; Prière de revoir les quantités prises de ces produits.</w:t>
       </w:r>
     </w:p>
     <w:p>
@@ -5007,7 +4823,7 @@
           </w:tcPr>
           <w:p>
             <w:r/>
-            <w:hyperlink r:id="rId16">
+            <w:hyperlink r:id="rId17">
               <w:r>
                 <w:rPr>
                   <w:color w:val="0563C1"/>
@@ -5460,7 +5276,7 @@
           </w:tcPr>
           <w:p>
             <w:r/>
-            <w:hyperlink r:id="rId17">
+            <w:hyperlink r:id="rId18">
               <w:r>
                 <w:rPr>
                   <w:color w:val="0563C1"/>
@@ -5544,6 +5360,27 @@
           <w:color w:val="4672C4"/>
           <w:sz w:val="22"/>
         </w:rPr>
+        <w:t>&gt;&gt; Section3 - Sante</w:t>
+      </w:r>
+    </w:p>
+    <w:p>
+      <w:pPr>
+        <w:ind w:left="283"/>
+      </w:pPr>
+      <w:r>
+        <w:rPr>
+          <w:sz w:val="20"/>
+        </w:rPr>
+        <w:t>- Avertissement!!! Selon vos informations, aucun membre de ce ménage n'a eu de problème de santé au cours des 12 derniers mois. Veuillez revoir la section santé de ce ménage.</w:t>
+      </w:r>
+    </w:p>
+    <w:p>
+      <w:r>
+        <w:rPr>
+          <w:b/>
+          <w:color w:val="4672C4"/>
+          <w:sz w:val="22"/>
+        </w:rPr>
         <w:t>&gt;&gt; Section6 - Epargne et credit</w:t>
       </w:r>
     </w:p>
@@ -5556,27 +5393,6 @@
           <w:sz w:val="20"/>
         </w:rPr>
         <w:t>- Avertissement!!! BOUBACAR BARRY a demandé un crédit auprès d'une institution financière au cours des 12 derniers mois, qui a obtenu un crédit auprès d'une de ces institutions au cours des 12 derniers mois dit n'avoir pas beneficer de crédit immobilier. Veuillez vous rassurez réellement que la personne n'a pas affecté de crédit immobilier.</w:t>
-      </w:r>
-    </w:p>
-    <w:p>
-      <w:r>
-        <w:rPr>
-          <w:b/>
-          <w:color w:val="4672C4"/>
-          <w:sz w:val="22"/>
-        </w:rPr>
-        <w:t>&gt;&gt; Section7b - Consommation alimentaire - 7 jours</w:t>
-      </w:r>
-    </w:p>
-    <w:p>
-      <w:pPr>
-        <w:ind w:left="283"/>
-      </w:pPr>
-      <w:r>
-        <w:rPr>
-          <w:sz w:val="20"/>
-        </w:rPr>
-        <w:t>- Le prix d'achat unitaire (1 Fcfa) de Pastèque en Morceau (Portion) de taille Petit  est invraisemblable, prière de regarder les reponses prises dans les questions s07bq07a s07bq07b s07bq07c s07bq08 pour mieux corriger. Attention ! Le prix unitaire d'achat (1 Fcfa) de Pastèque en Morceau (Portion) (Petit) est relativement faible par rapport aux autres prix observés dans cette zone. Prière de corriger ou de confirmer avec le QG.</w:t>
       </w:r>
     </w:p>
     <w:p>
@@ -6006,7 +5822,7 @@
           </w:tcPr>
           <w:p>
             <w:r/>
-            <w:hyperlink r:id="rId18">
+            <w:hyperlink r:id="rId19">
               <w:r>
                 <w:rPr>
                   <w:color w:val="0563C1"/>
@@ -6166,7 +5982,7 @@
         <w:rPr>
           <w:sz w:val="20"/>
         </w:rPr>
-        <w:t>- Attention ! Le prix unitaire d'achat (100 Fcfa) de Cube alimentaire (Maggi, Jumbo, ) en Cube (Moyen) est relativement élevé par rapport aux autres prix observés dans cette zone. Prière de corriger ou de confirmer avec le QG. Attention ! Soupçons de quantité anormale! Le ménage de Maodo MALICK FALL avec une taille de 4 personnes a consommé 30 Cube en Moyen de Cube alimentaire (Maggi, Jumbo, ) qui est relativement élevé comme consommation par rapport à la condition de vie des autres ménages de même taille dans cette zone. Prière de corriger ou de confirmer avec le QG. Attention ! Le prix unitaire d'achat (100 Fcfa) de Piment frais en Pièce (Petit) est relativement élevé par rapport aux autres prix observés dans cette zone. Prière de corriger ou de confirmer avec le QG. Attention ! Soupçons de quantité anormale! Le ménage de Maodo MALICK FALL avec une taille de 4 personnes a consommé 17 Pièce en Petit de Piment frais qui est relativement élevé comme consommation par rapport à la condition de vie des autres ménages de même taille dans cette zone. Prière de corriger ou de confirmer avec le QG. Attention ! Le prix unitaire d'achat (150 Fcfa) de Carotte en Pièce (Petit) est relativement élevé par rapport aux autres prix observés dans cette zone. Prière de corriger ou de confirmer avec le QG. Attention ! Le prix unitaire d'achat (150 Fcfa) de Feuilles de  Haricot en Tas (Petit) est relativement élevé par rapport aux autres prix observés dans cette zone. Prière de corriger ou de confirmer avec le QG. Attention ! Le prix unitaire d'achat (200 Fcfa) de Aubergine sauvage  en Pièce (Petit) est relativement élevé par rapport aux autres prix observés dans cette zone. Prière de corriger ou de confirmer avec le QG. Attention ! Le prix unitaire d'achat (250 Fcfa) de Biscuits en Sachets industriel (Petit) est relativement élevé par rapport aux autres prix observés dans cette zone. Prière de corriger ou de confirmer avec le QG. Attention ! Le prix unitaire d'achat (300 Fcfa) de Lait caillé en Sachets (Tres petit) est relativement élevé par rapport aux autres prix observés dans cette zone. Prière de corriger ou de confirmer avec le QG. Attention ! Le prix unitaire d'achat (3200 Fcfa) de Banane douce en Kg (taille unique) est relativement élevé par rapport aux autres prix observés dans cette zone. Prière de corriger ou de confirmer avec le QG. Attention ! Le prix unitaire d'achat (4200 Fcfa) de Lait en poudre en Kg (taille unique) est relativement élevé par rapport aux autres prix observés dans cette zone. Prière de corriger ou de confirmer avec le QG. Attention ! Le prix unitaire d'achat (600 Fcfa) de Manioc en tubercules en Pièce (Petit) est relativement élevé par rapport aux autres prix observés dans cette zone. Prière de corriger ou de confirmer avec le QG. Attention ! Le prix unitaire d'achat (800 Fcfa) de Vinaigre de vin en Bouteille 1l (taille unique) est relativement élevé par rapport aux autres prix observés dans cette zone. Prière de corriger ou de confirmer avec le QG. Attention ! Soupçons de quantité anormale! Le ménage de Maodo MALICK FALL avec une taille de 4 personnes a consommé 12 Sachets en Petit de Tomate fraîche qui est relativement élevé comme consommation par rapport à la condition de vie des autres ménages de même taille dans cette zone. Prière de corriger ou de confirmer avec le QG. Attention ! Soupçons de quantité anormale! Le ménage de Maodo MALICK FALL avec une taille de 4 personnes a consommé 13 Pièce en Petit de Poivron frais qui est relativement élevé comme consommation par rapport à la condition de vie des autres ménages de même taille dans cette zone. Prière de corriger ou de confirmer avec le QG. Attention ! Soupçons de quantité anormale! Le ménage de Maodo MALICK FALL avec une taille de 4 personnes a consommé 15 Sachets en Petit de Piment séché qui est relativement élevé comme consommation par rapport à la condition de vie des autres ménages de même taille dans cette zone. Prière de corriger ou de confirmer avec le QG. Attention ! Soupçons de quantité anormale! Le ménage de Maodo MALICK FALL avec une taille de 4 personnes a consommé 20 Sachets en Petit de Poivre qui est relativement élevé comme consommation par rapport à la condition de vie des autres ménages de même taille dans cette zone. Prière de corriger ou de confirmer avec le QG. Attention ! Soupçons de quantité anormale! Le ménage de Maodo MALICK FALL avec une taille de 4 personnes a consommé 5 Pièce en Petit de Aubergine   qui est relativement élevé comme consommation par rapport à la condition de vie des autres ménages de même taille dans cette zone. Prière de corriger ou de confirmer avec le QG. Attention ! Soupçons de quantité anormale! Le ménage de Maodo MALICK FALL avec une taille de 4 personnes a consommé 5.75 Kg en taille unique de Oignon frais qui est relativement élevé comme consommation par rapport à la condition de vie des autres ménages de même taille dans cette zone. Prière de corriger ou de confirmer avec le QG. Avertissement!! La quantité (20 litre) du produit Huile de soja  consommée  par le ménage semble très élevé, prière de corriger ou confirmer avec le QG. Attention ! Soupçons de quantité anormale! Le ménage de Maodo MALICK FALL avec une taille de 4 personnes a consommé 20 Litre en taille unique de Huile de soja  qui est relativement élevé comme consommation par rapport à la condition de vie des autres ménages de même taille dans cette zone. Prière de corriger ou de confirmer avec le QG. Avertissement!!! Le ménage a consommé 1 Paquet Grand de Thé en sachet, cette quantité semble anormale pour une consommation des 7 derniers jours.Prière de corriger ou de confirmer avec le QG. Avertissement!!! Le ménage a consommé 18 Sachets industriel Petit de Caramel, bonbons, confiseries, etc., cette quantité semble anormale pour une consommation des 7 derniers jours.Prière de corriger ou de confirmer avec le QG. Avertissement!!! Le ménage a consommé 9 Pièce Petit de Capitaine frais, cette quantité semble anormale pour une consommation des 7 derniers jours.Prière de corriger ou de confirmer avec le QG. Attention ! Soupçons de quantité anormale! Le ménage de Maodo MALICK FALL avec une taille de 4 personnes a consommé 9 Pièce en Petit de Capitaine frais qui est relativement élevé comme consommation par rapport à la condition de vie des autres ménages de même taille dans cette zone. Prière de corriger ou de confirmer avec le QG. Avertissement!!!Le ménage a consommé 50 Kg de taille unique de Riz importé parfumé  ce qui semble incoherent pour une consommation aucours des 7 derniers jours, prière de verifier et corriger. Incohérence!! Dans ce ménage, chaque individus consomme par jour 2.785714 Kg  de cereale; Prière de revoir les quantités prises de ces produits. Attention ! Soupçons de quantité anormale! Le ménage de Maodo MALICK FALL avec une taille de 4 personnes a consommé 50 Kg en taille unique de Riz importé parfumé qui est relativement élevé comme consommation par rapport à la condition de vie des autres ménages de même taille dans cette zone. Prière de corriger ou de confirmer avec le QG. Difficile de consommer le Sel en Sachets industriel Tres petit prière de verifier. Le prix d'achat unitaire (1600 Fcfa) de Vermicelles en Kg de taille taille unique semble élevé, prière de regarder les reponses prises dans les questions s07bq07a s07bq07b s07bq07c s07bq08 pour mieux corriger. Attention ! Le prix unitaire d'achat (1600 Fcfa) de Vermicelles en Kg (taille unique) est relativement élevé par rapport aux autres prix observés dans cette zone. Prière de corriger ou de confirmer avec le QG.</w:t>
+        <w:t>- Attention ! Le prix unitaire d'achat (100 Fcfa) de Cube alimentaire (Maggi, Jumbo, ) en Cube (Moyen) est relativement élevé par rapport aux autres prix observés dans cette zone. Prière de corriger ou de confirmer avec le QG. Attention ! Soupçons de quantité anormale! Le ménage de Maodo MALICK FALL avec une taille de 4 personnes a consommé 30 Cube en Moyen de Cube alimentaire (Maggi, Jumbo, ) qui est relativement élevé comme consommation par rapport à la condition de vie des autres ménages de même taille dans cette zone. Prière de corriger ou de confirmer avec le QG. Attention ! Le prix unitaire d'achat (100 Fcfa) de Piment frais en Pièce (Petit) est relativement élevé par rapport aux autres prix observés dans cette zone. Prière de corriger ou de confirmer avec le QG. Attention ! Soupçons de quantité anormale! Le ménage de Maodo MALICK FALL avec une taille de 4 personnes a consommé 17 Pièce en Petit de Piment frais qui est relativement élevé comme consommation par rapport à la condition de vie des autres ménages de même taille dans cette zone. Prière de corriger ou de confirmer avec le QG. Attention ! Le prix unitaire d'achat (150 Fcfa) de Carotte en Pièce (Petit) est relativement élevé par rapport aux autres prix observés dans cette zone. Prière de corriger ou de confirmer avec le QG. Attention ! Le prix unitaire d'achat (150 Fcfa) de Feuilles de  Haricot en Tas (Petit) est relativement élevé par rapport aux autres prix observés dans cette zone. Prière de corriger ou de confirmer avec le QG. Attention ! Le prix unitaire d'achat (200 Fcfa) de Aubergine sauvage  en Pièce (Petit) est relativement élevé par rapport aux autres prix observés dans cette zone. Prière de corriger ou de confirmer avec le QG. Attention ! Le prix unitaire d'achat (250 Fcfa) de Biscuits en Sachets industriel (Petit) est relativement élevé par rapport aux autres prix observés dans cette zone. Prière de corriger ou de confirmer avec le QG. Attention ! Le prix unitaire d'achat (300 Fcfa) de Lait caillé en Sachets (Tres petit) est relativement élevé par rapport aux autres prix observés dans cette zone. Prière de corriger ou de confirmer avec le QG. Attention ! Le prix unitaire d'achat (3200 Fcfa) de Banane douce en Kg (taille unique) est relativement élevé par rapport aux autres prix observés dans cette zone. Prière de corriger ou de confirmer avec le QG. Attention ! Le prix unitaire d'achat (4200 Fcfa) de Lait en poudre en Kg (taille unique) est relativement élevé par rapport aux autres prix observés dans cette zone. Prière de corriger ou de confirmer avec le QG. Attention ! Le prix unitaire d'achat (500 Fcfa) de Mayonnaise en Sachets (Moyen) est relativement élevé par rapport aux autres prix observés dans cette zone. Prière de corriger ou de confirmer avec le QG. Attention ! Le prix unitaire d'achat (600 Fcfa) de Manioc en tubercules en Pièce (Petit) est relativement élevé par rapport aux autres prix observés dans cette zone. Prière de corriger ou de confirmer avec le QG. Attention ! Le prix unitaire d'achat (800 Fcfa) de Vinaigre de vin en Bouteille 1l (taille unique) est relativement élevé par rapport aux autres prix observés dans cette zone. Prière de corriger ou de confirmer avec le QG. Attention ! Soupçons de quantité anormale! Le ménage de Maodo MALICK FALL avec une taille de 4 personnes a consommé 1 Kg en taille unique de Petit pois secs qui est relativement élevé comme consommation par rapport à la condition de vie des autres ménages de même taille dans cette zone. Prière de corriger ou de confirmer avec le QG. Attention ! Soupçons de quantité anormale! Le ménage de Maodo MALICK FALL avec une taille de 4 personnes a consommé 12 Sachets en Petit de Tomate fraîche qui est relativement élevé comme consommation par rapport à la condition de vie des autres ménages de même taille dans cette zone. Prière de corriger ou de confirmer avec le QG. Attention ! Soupçons de quantité anormale! Le ménage de Maodo MALICK FALL avec une taille de 4 personnes a consommé 15 Sachets en Petit de Piment séché qui est relativement élevé comme consommation par rapport à la condition de vie des autres ménages de même taille dans cette zone. Prière de corriger ou de confirmer avec le QG. Attention ! Soupçons de quantité anormale! Le ménage de Maodo MALICK FALL avec une taille de 4 personnes a consommé 20 Sachets en Petit de Poivre qui est relativement élevé comme consommation par rapport à la condition de vie des autres ménages de même taille dans cette zone. Prière de corriger ou de confirmer avec le QG. Attention ! Soupçons de quantité anormale! Le ménage de Maodo MALICK FALL avec une taille de 4 personnes a consommé 4 Sachets en Tres petit de Moutarde qui est relativement élevé comme consommation par rapport à la condition de vie des autres ménages de même taille dans cette zone. Prière de corriger ou de confirmer avec le QG. Attention ! Soupçons de quantité anormale! Le ménage de Maodo MALICK FALL avec une taille de 4 personnes a consommé 5 Morceau (Portion) en Petit de Choux qui est relativement élevé comme consommation par rapport à la condition de vie des autres ménages de même taille dans cette zone. Prière de corriger ou de confirmer avec le QG. Attention ! Soupçons de quantité anormale! Le ménage de Maodo MALICK FALL avec une taille de 4 personnes a consommé 5 Pièce en Petit de Aubergine   qui est relativement élevé comme consommation par rapport à la condition de vie des autres ménages de même taille dans cette zone. Prière de corriger ou de confirmer avec le QG. Attention ! Soupçons de quantité anormale! Le ménage de Maodo MALICK FALL avec une taille de 4 personnes a consommé 5.75 Kg en taille unique de Oignon frais qui est relativement élevé comme consommation par rapport à la condition de vie des autres ménages de même taille dans cette zone. Prière de corriger ou de confirmer avec le QG. Avertissement!! La quantité (20 litre) du produit Huile de soja  consommée  par le ménage semble très élevé, prière de corriger ou confirmer avec le QG. Attention ! Soupçons de quantité anormale! Le ménage de Maodo MALICK FALL avec une taille de 4 personnes a consommé 20 Litre en taille unique de Huile de soja  qui est relativement élevé comme consommation par rapport à la condition de vie des autres ménages de même taille dans cette zone. Prière de corriger ou de confirmer avec le QG. Avertissement!!! Le ménage a consommé 1 Paquet Grand de Thé en sachet, cette quantité semble anormale pour une consommation des 7 derniers jours.Prière de corriger ou de confirmer avec le QG. Avertissement!!! Le ménage a consommé 18 Sachets industriel Petit de Caramel, bonbons, confiseries, etc., cette quantité semble anormale pour une consommation des 7 derniers jours.Prière de corriger ou de confirmer avec le QG. Avertissement!!! Le ménage a consommé 9 Pièce Petit de Capitaine frais, cette quantité semble anormale pour une consommation des 7 derniers jours.Prière de corriger ou de confirmer avec le QG. Attention ! Soupçons de quantité anormale! Le ménage de Maodo MALICK FALL avec une taille de 4 personnes a consommé 9 Pièce en Petit de Capitaine frais qui est relativement élevé comme consommation par rapport à la condition de vie des autres ménages de même taille dans cette zone. Prière de corriger ou de confirmer avec le QG. Avertissement!!!Le ménage a consommé 50 Kg de taille unique de Riz importé parfumé  ce qui semble incoherent pour une consommation aucours des 7 derniers jours, prière de verifier et corriger. Incohérence!! Dans ce ménage, chaque individus consomme par jour 5.785714 Kg  de cereale; Prière de revoir les quantités prises de ces produits. Attention ! Soupçons de quantité anormale! Le ménage de Maodo MALICK FALL avec une taille de 4 personnes a consommé 50 Kg en taille unique de Riz importé parfumé qui est relativement élevé comme consommation par rapport à la condition de vie des autres ménages de même taille dans cette zone. Prière de corriger ou de confirmer avec le QG. Difficile de consommer le Sel en Sachets industriel Tres petit prière de verifier. Le prix d'achat unitaire (1600 Fcfa) de Vermicelles en Kg de taille taille unique semble élevé, prière de regarder les reponses prises dans les questions s07bq07a s07bq07b s07bq07c s07bq08 pour mieux corriger. Attention ! Le prix unitaire d'achat (1600 Fcfa) de Vermicelles en Kg (taille unique) est relativement élevé par rapport aux autres prix observés dans cette zone. Prière de corriger ou de confirmer avec le QG.</w:t>
       </w:r>
     </w:p>
     <w:p>
@@ -6533,7 +6349,7 @@
           </w:tcPr>
           <w:p>
             <w:r/>
-            <w:hyperlink r:id="rId19">
+            <w:hyperlink r:id="rId20">
               <w:r>
                 <w:rPr>
                   <w:color w:val="0563C1"/>
@@ -6742,7 +6558,7 @@
         <w:rPr>
           <w:sz w:val="20"/>
         </w:rPr>
-        <w:t>- Attention ! Le prix unitaire d'achat (100 Fcfa) de Capitaine frais en Pièce (Petit) est relativement faible par rapport aux autres prix observés dans cette zone. Prière de corriger ou de confirmer avec le QG. Attention ! Le prix unitaire d'achat (100 Fcfa) de Citron en Pièce (Petit) est relativement élevé par rapport aux autres prix observés dans cette zone. Prière de corriger ou de confirmer avec le QG. Attention ! Le prix unitaire d'achat (100 Fcfa) de Piment frais en Pièce (Petit) est relativement élevé par rapport aux autres prix observés dans cette zone. Prière de corriger ou de confirmer avec le QG. Attention ! Le prix unitaire d'achat (100 Fcfa) de Piment séché en Sachets (Tres petit) est relativement élevé par rapport aux autres prix observés dans cette zone. Prière de corriger ou de confirmer avec le QG. Attention ! Le prix unitaire d'achat (100 Fcfa) de Vinaigre de vin en Sachets (Petit) est relativement élevé par rapport aux autres prix observés dans cette zone. Prière de corriger ou de confirmer avec le QG. Attention ! Le prix unitaire d'achat (16.66667 Fcfa) de Escargots en Morceau (Portion) (Tres petit) est relativement faible par rapport aux autres prix observés dans cette zone. Prière de corriger ou de confirmer avec le QG. Attention ! Le prix unitaire d'achat (1714.286 Fcfa) de Huile de soja  en Litre (taille unique) est relativement élevé par rapport aux autres prix observés dans cette zone. Prière de corriger ou de confirmer avec le QG. Attention ! Le prix unitaire d'achat (19.23077 Fcfa) de Pain moderne (Baguette) en miche (Moyen) est relativement faible par rapport aux autres prix observés dans cette zone. Prière de corriger ou de confirmer avec le QG. Attention ! Le prix unitaire d'achat (275 Fcfa) de Concentré de tomate en Sachets industriel (Petit) est relativement élevé par rapport aux autres prix observés dans cette zone. Prière de corriger ou de confirmer avec le QG. Attention ! Le prix unitaire d'achat (400 Fcfa) de Lait en poudre en Sachets (Petit) est relativement élevé par rapport aux autres prix observés dans cette zone. Prière de corriger ou de confirmer avec le QG. Attention ! Le prix unitaire d'achat (450 Fcfa) de Beurre en Morceau (Portion) (Tres petit) est relativement élevé par rapport aux autres prix observés dans cette zone. Prière de corriger ou de confirmer avec le QG. Attention ! Le prix unitaire d'achat (500 Fcfa) de Crevettes séchées en Sachets (Petit) est relativement élevé par rapport aux autres prix observés dans cette zone. Prière de corriger ou de confirmer avec le QG. Avertissement!!! Le ménage a consommé 12 Pièce Petit de Caramel, bonbons, confiseries, etc., cette quantité semble anormale pour une consommation des 7 derniers jours.Prière de corriger ou de confirmer avec le QG. Attention ! Le prix unitaire d'achat (8.333333 Fcfa) de Caramel, bonbons, confiseries, etc. en Pièce (Petit) est relativement faible par rapport aux autres prix observés dans cette zone. Prière de corriger ou de confirmer avec le QG. Avertissement!!! Le ménage a consommé 3 Paquet Tres petit de Thé en sachet, cette quantité semble anormale pour une consommation des 7 derniers jours.Prière de corriger ou de confirmer avec le QG. Avertissement!! le prix unitaire (150 Fcfa) de Thé en sachet (unité: Paquet) de taille Tres petit est très faible ou élevé. Prière de corriger ou de confirmer avec le QG.</w:t>
+        <w:t>- Attention ! Le prix unitaire d'achat (100 Fcfa) de Citron en Pièce (Petit) est relativement élevé par rapport aux autres prix observés dans cette zone. Prière de corriger ou de confirmer avec le QG. Attention ! Le prix unitaire d'achat (100 Fcfa) de Moutarde en Sachets (Petit) est relativement élevé par rapport aux autres prix observés dans cette zone. Prière de corriger ou de confirmer avec le QG. Attention ! Le prix unitaire d'achat (100 Fcfa) de Piment frais en Pièce (Petit) est relativement élevé par rapport aux autres prix observés dans cette zone. Prière de corriger ou de confirmer avec le QG. Attention ! Le prix unitaire d'achat (100 Fcfa) de Piment séché en Sachets (Tres petit) est relativement élevé par rapport aux autres prix observés dans cette zone. Prière de corriger ou de confirmer avec le QG. Attention ! Le prix unitaire d'achat (100 Fcfa) de Vinaigre de vin en Sachets (Petit) est relativement élevé par rapport aux autres prix observés dans cette zone. Prière de corriger ou de confirmer avec le QG. Attention ! Le prix unitaire d'achat (16.66667 Fcfa) de Escargots en Morceau (Portion) (Tres petit) est relativement faible par rapport aux autres prix observés dans cette zone. Prière de corriger ou de confirmer avec le QG. Attention ! Le prix unitaire d'achat (1714.286 Fcfa) de Huile de soja  en Litre (taille unique) est relativement élevé par rapport aux autres prix observés dans cette zone. Prière de corriger ou de confirmer avec le QG. Attention ! Le prix unitaire d'achat (19.23077 Fcfa) de Pain moderne (Baguette) en miche (Moyen) est relativement faible par rapport aux autres prix observés dans cette zone. Prière de corriger ou de confirmer avec le QG. Attention ! Le prix unitaire d'achat (200 Fcfa) de Patate douce en Pièce (Moyen) est relativement élevé par rapport aux autres prix observés dans cette zone. Prière de corriger ou de confirmer avec le QG. Attention ! Le prix unitaire d'achat (275 Fcfa) de Concentré de tomate en Sachets industriel (Petit) est relativement élevé par rapport aux autres prix observés dans cette zone. Prière de corriger ou de confirmer avec le QG. Attention ! Le prix unitaire d'achat (300 Fcfa) de Café moulu en Sachets (Petit) est relativement élevé par rapport aux autres prix observés dans cette zone. Prière de corriger ou de confirmer avec le QG. Attention ! Le prix unitaire d'achat (400 Fcfa) de Lait en poudre en Sachets (Petit) est relativement élevé par rapport aux autres prix observés dans cette zone. Prière de corriger ou de confirmer avec le QG. Attention ! Le prix unitaire d'achat (450 Fcfa) de Beurre en Morceau (Portion) (Tres petit) est relativement élevé par rapport aux autres prix observés dans cette zone. Prière de corriger ou de confirmer avec le QG. Attention ! Le prix unitaire d'achat (500 Fcfa) de Crevettes séchées en Sachets (Petit) est relativement élevé par rapport aux autres prix observés dans cette zone. Prière de corriger ou de confirmer avec le QG. Avertissement!!! Le ménage a consommé 12 Pièce Petit de Caramel, bonbons, confiseries, etc., cette quantité semble anormale pour une consommation des 7 derniers jours.Prière de corriger ou de confirmer avec le QG. Attention ! Le prix unitaire d'achat (8.333333 Fcfa) de Caramel, bonbons, confiseries, etc. en Pièce (Petit) est relativement faible par rapport aux autres prix observés dans cette zone. Prière de corriger ou de confirmer avec le QG. Avertissement!!! Le ménage a consommé 3 Paquet Tres petit de Thé en sachet, cette quantité semble anormale pour une consommation des 7 derniers jours.Prière de corriger ou de confirmer avec le QG. Avertissement!! le prix unitaire (150 Fcfa) de Thé en sachet (unité: Paquet) de taille Tres petit est très faible ou élevé. Prière de corriger ou de confirmer avec le QG.</w:t>
       </w:r>
     </w:p>
     <w:p>
